--- a/eSocial_Extractor_Documentation.docx
+++ b/eSocial_Extractor_Documentation.docx
@@ -2593,6 +2593,14 @@
     <w:p>
       <w:r>
         <w:t>Bug Fixes: See BUG_FIXES_REPORT.md</w:t>
+      </w:r>
+    </w:p>
+    <w:p>
+      <w:r>
+        <w:br/>
+        <w:t>📋 Last Updated: 2026-01-29 11:12:07</w:t>
+        <w:br/>
+        <w:t>🔗 Latest Commit: N/A</w:t>
       </w:r>
     </w:p>
     <w:sectPr>
